--- a/klagomål/A 25964-2026 FSC-klagomål.docx
+++ b/klagomål/A 25964-2026 FSC-klagomål.docx
@@ -668,7 +668,7 @@
     <w:r>
       <w:tab/>
       <w:tab/>
-      <w:t>2026-09-14</w:t>
+      <w:t>2026-09-15</w:t>
       <w:br/>
       <w:br/>
     </w:r>

--- a/klagomål/A 25964-2026 FSC-klagomål.docx
+++ b/klagomål/A 25964-2026 FSC-klagomål.docx
@@ -668,7 +668,7 @@
     <w:r>
       <w:tab/>
       <w:tab/>
-      <w:t>2026-09-15</w:t>
+      <w:t>2026-09-16</w:t>
       <w:br/>
       <w:br/>
     </w:r>

--- a/klagomål/A 25964-2026 FSC-klagomål.docx
+++ b/klagomål/A 25964-2026 FSC-klagomål.docx
@@ -668,7 +668,7 @@
     <w:r>
       <w:tab/>
       <w:tab/>
-      <w:t>2026-09-16</w:t>
+      <w:t>2026-09-17</w:t>
       <w:br/>
       <w:br/>
     </w:r>

--- a/klagomål/A 25964-2026 FSC-klagomål.docx
+++ b/klagomål/A 25964-2026 FSC-klagomål.docx
@@ -668,7 +668,7 @@
     <w:r>
       <w:tab/>
       <w:tab/>
-      <w:t>2026-09-17</w:t>
+      <w:t>2026-09-18</w:t>
       <w:br/>
       <w:br/>
     </w:r>

--- a/klagomål/A 25964-2026 FSC-klagomål.docx
+++ b/klagomål/A 25964-2026 FSC-klagomål.docx
@@ -178,7 +178,7 @@
       <w:r>
         <w:drawing>
           <wp:inline xmlns:a="http://schemas.openxmlformats.org/drawingml/2006/main" xmlns:pic="http://schemas.openxmlformats.org/drawingml/2006/picture">
-            <wp:extent cx="5486400" cy="5283066"/>
+            <wp:extent cx="5486400" cy="5082911"/>
             <wp:docPr id="1" name="Picture 1"/>
             <wp:cNvGraphicFramePr>
               <a:graphicFrameLocks noChangeAspect="1"/>
@@ -199,7 +199,7 @@
                   <pic:spPr>
                     <a:xfrm>
                       <a:off x="0" y="0"/>
-                      <a:ext cx="5486400" cy="5283066"/>
+                      <a:ext cx="5486400" cy="5082911"/>
                     </a:xfrm>
                     <a:prstGeom prst="rect"/>
                   </pic:spPr>
@@ -221,7 +221,7 @@
     </w:p>
     <w:p>
       <w:r>
-        <w:t>I avverkningsanmälan finns fynd av 1 naturvårdsarter, varav 1 är fridlyst: grönsiska (§4). Se Figur 1.</w:t>
+        <w:t>I avverkningsanmälan finns fynd av 3 naturvårdsarter, varav 1 är rödlistad, 3 är fridlysta och 2 är typiska (T): nötkråka (NT, T, §4), spillkråka (T, §4) och grönsiska (§4). Se Figur 1.</w:t>
       </w:r>
     </w:p>
     <w:p>
@@ -244,7 +244,61 @@
     </w:p>
     <w:p>
       <w:r>
-        <w:t>Nedan följer beskrivningar av de naturvårdsarter och fridlysta arter som har sina livsmiljöer och växtplatser i den avverkningsanmälda skogen. De påträffade naturvårdsarterna är ett tydligt kvitto på att det rör sig om en skog med höga naturvärden.</w:t>
+        <w:t>Nedan följer beskrivningar av de naturvårdsarter och fridlysta arter som har sina livsmiljöer och växtplatser i den avverkningsanmälda skogen. Se även ytterligare artfakta i BILAGA 1. De påträffade naturvårdsarterna är ett tydligt kvitto på att det rör sig om en skog med höga naturvärden.</w:t>
+      </w:r>
+    </w:p>
+    <w:p>
+      <w:r>
+        <w:rPr>
+          <w:b/>
+        </w:rPr>
+        <w:t>Nötkråka (NT, §4)</w:t>
+      </w:r>
+      <w:r>
+        <w:t xml:space="preserve"> är uppdelad på de två underarterna tjocknäbbad nötkråka (NT) som häckar i mossrik granskog med närbelägna hasselbestånd i södra och mellersta Sverige samt smalnäbbad nötkråka som är specialiserad på sibirisk cembratall i norra Sverige. Minskningstakten, som framför allt rör den tjocknäbbade nötkråkan (NT), har uppgått till 25 (10–40) % under de senaste 15 åren och bedöms vara nära gränsvärdet för sårbar (VU). Minskningen avser förekomstarea, kvalitén på artens habitat (minskad förekomst av hassel och försämrade häckningsmiljöer i barrskog) och antalet reproduktiva individer. Reviren har en storlek på 12–15 hektar och den häckar i mossrik äldre granskog med närbelägna hasselbestånd inom 5–6 km avstånd från häckningsområdet.</w:t>
+      </w:r>
+    </w:p>
+    <w:p>
+      <w:r>
+        <w:t xml:space="preserve">Avverkning, gallring och röjning av såväl granskog i häckningsreviret som hassel i födosöksområdena missgynnar nötkråkan kraftigt och det kan ta åtskilliga decennier innan skogen åter blir lämplig för häckning. För att säkerställa existensen för den tjocknäbbade nötkråkan bör de förekomster av hassel, som nu visat sig tillräckliga för nötkråkan, bevaras. Hasselbuskar bör inte huggas ned i hagmarker eller intill åkrar där nötkråkor födosöker, eftersom dessa fristående buskar ger betydligt mer nötter än hasselbuskar som står i skog. Likaså är bevarande av nuvarande karaktär hos sådan granskog, som nu genom angränsande hasselförekomst visat sig kunna hysa en nötkråkestam, nödvändig. Nötkråka är typisk art för </w:t>
+      </w:r>
+      <w:r>
+        <w:rPr>
+          <w:i/>
+        </w:rPr>
+        <w:t>9010 Taiga</w:t>
+      </w:r>
+      <w:r>
+        <w:t xml:space="preserve"> (SLU Artdatabanken, 2026; Skogsstyrelsen, 2016).</w:t>
+      </w:r>
+    </w:p>
+    <w:p>
+      <w:r>
+        <w:rPr>
+          <w:b/>
+        </w:rPr>
+        <w:t>Spillkråka (§4)</w:t>
+      </w:r>
+      <w:r>
+        <w:t xml:space="preserve"> omfattas av bilaga 1 i EU:s fågeldirektiv och är typisk art för </w:t>
+      </w:r>
+      <w:r>
+        <w:rPr>
+          <w:i/>
+        </w:rPr>
+        <w:t xml:space="preserve">9010 Taiga </w:t>
+      </w:r>
+      <w:r>
+        <w:t>och</w:t>
+      </w:r>
+      <w:r>
+        <w:rPr>
+          <w:i/>
+        </w:rPr>
+        <w:t xml:space="preserve"> 9740 Skogsbevuxen myr</w:t>
+      </w:r>
+      <w:r>
+        <w:t>. Den behöver grova träd, främst tall, asp och bok som boträd. Skogsbruk med korta omloppstider och täta, homogena ungskogar utgör det största hotet. Spillkråka är en nyckelart i skogliga miljöer vars övergivna bohål utnyttjas av flera andra hålhäckande fågelarter och fladdermöss, däribland pärluggla (EN, §4), knipa (§4), salskrake (§4) och skogsduva (§4). Hökuggla (VU, §4) och slaguggla (§4) häckar ofta i högstubbar som brutits av i höjd med ett gammalt spillkråkebo (SLU Artdatabanken, 2026; Skogsstyrelsen, 2016).</w:t>
       </w:r>
     </w:p>
     <w:p>
@@ -353,7 +407,7 @@
         <w:rPr>
           <w:i/>
         </w:rPr>
-        <w:t>I det avverkningsanmälda skogsområdet har 1 naturvårdsarter varav 0 rödlistade arter sina livsmiljöer och växtplatser.</w:t>
+        <w:t>I det avverkningsanmälda skogsområdet har 3 naturvårdsarter varav 1 rödlistade arter sina livsmiljöer och växtplatser.</w:t>
       </w:r>
     </w:p>
     <w:p>
@@ -540,6 +594,91 @@
         <w:t>I den avverkningsanmälda skogen har fridlysta arter sina livsmiljöer och växtplatser. Att skada de fridlysta arternas livsmiljöer, växtplatser eller ekologiska funktion är inte tillåtet enligt artskyddsförordningen</w:t>
       </w:r>
     </w:p>
+    <w:p>
+      <w:r>
+        <w:br w:type="page"/>
+      </w:r>
+    </w:p>
+    <w:p>
+      <w:pPr>
+        <w:pStyle w:val="Title"/>
+      </w:pPr>
+      <w:r>
+        <w:t>BILAGA 1 – Fridlysta arter</w:t>
+      </w:r>
+    </w:p>
+    <w:p>
+      <w:pPr>
+        <w:pStyle w:val="Heading1"/>
+      </w:pPr>
+      <w:r>
+        <w:t>Spillkråka – ekologi samt krav på livsmiljön</w:t>
+      </w:r>
+    </w:p>
+    <w:p>
+      <w:r>
+        <w:t xml:space="preserve">Spillkråka (§4) ingår i bilaga 1 EU:s fågeldirektiv och är typisk art för </w:t>
+      </w:r>
+      <w:r>
+        <w:rPr>
+          <w:i/>
+        </w:rPr>
+        <w:t xml:space="preserve">9010 Taiga </w:t>
+      </w:r>
+      <w:r>
+        <w:t>och</w:t>
+      </w:r>
+      <w:r>
+        <w:rPr>
+          <w:i/>
+        </w:rPr>
+        <w:t xml:space="preserve"> 9740 Skogsbevuxen myr</w:t>
+      </w:r>
+      <w:r>
+        <w:t>. Den lever i både barr- och blandskog liksom i ren lövskog. De tätaste populationerna tenderar att finnas i äldre, variationsrik blandskog med gott om död ved och gamla träd. Varje par utnyttjar 400–1000 hektar skog beroende på skogens kvalitet. Skogsbruk med korta omloppstider och täta, homogena ungskogar utgör det största hotet (SLU Artdatabanken, 2026).</w:t>
+      </w:r>
+    </w:p>
+    <w:p>
+      <w:r>
+        <w:t>Spillkråka är en nyckelart i skogliga miljöer vars övergivna bohål utnyttjas av flera andra hålhäckande fågelarter och fladdermöss, däribland pärluggla (EN, §4), knipa (§4), salskrake (§4) och skogsduva (§4). Hökuggla (VU, §4) och slaguggla (§4) häckar ofta i högstubbar som brutits av i höjd med ett gammalt spillkråkebo (Skogsstyrelsen, 2016).</w:t>
+      </w:r>
+    </w:p>
+    <w:p>
+      <w:pPr>
+        <w:pStyle w:val="Heading2"/>
+      </w:pPr>
+      <w:r>
+        <w:t>Referenser – spillkråka</w:t>
+      </w:r>
+    </w:p>
+    <w:p>
+      <w:r>
+        <w:t xml:space="preserve">Skogsstyrelsen, 2016. </w:t>
+      </w:r>
+      <w:r>
+        <w:rPr>
+          <w:i/>
+        </w:rPr>
+        <w:t xml:space="preserve">Vägledning för hänsyn till spillkråka. </w:t>
+      </w:r>
+      <w:r>
+        <w:t>Vägledningar och kunskapsstöd artskydd – Skogsstyrelsen.</w:t>
+      </w:r>
+    </w:p>
+    <w:p>
+      <w:r>
+        <w:t xml:space="preserve">SLU Artdatabanken, 2026. </w:t>
+      </w:r>
+      <w:r>
+        <w:rPr>
+          <w:i/>
+        </w:rPr>
+        <w:t xml:space="preserve">Artfaktablad. Naturvård – artfakta. </w:t>
+      </w:r>
+      <w:r>
+        <w:t>SLU Artdatabanken, Uppsala.</w:t>
+      </w:r>
+    </w:p>
     <w:sectPr>
       <w:headerReference w:type="even" r:id="rId8"/>
       <w:headerReference w:type="default" r:id="rId9"/>
@@ -668,7 +807,7 @@
     <w:r>
       <w:tab/>
       <w:tab/>
-      <w:t>2026-09-18</w:t>
+      <w:t>2026-09-19</w:t>
       <w:br/>
       <w:br/>
     </w:r>

--- a/klagomål/A 25964-2026 FSC-klagomål.docx
+++ b/klagomål/A 25964-2026 FSC-klagomål.docx
@@ -807,7 +807,7 @@
     <w:r>
       <w:tab/>
       <w:tab/>
-      <w:t>2026-09-19</w:t>
+      <w:t>2026-09-21</w:t>
       <w:br/>
       <w:br/>
     </w:r>

--- a/klagomål/A 25964-2026 FSC-klagomål.docx
+++ b/klagomål/A 25964-2026 FSC-klagomål.docx
@@ -807,7 +807,7 @@
     <w:r>
       <w:tab/>
       <w:tab/>
-      <w:t>2026-09-21</w:t>
+      <w:t>2026-09-23</w:t>
       <w:br/>
       <w:br/>
     </w:r>

--- a/klagomål/A 25964-2026 FSC-klagomål.docx
+++ b/klagomål/A 25964-2026 FSC-klagomål.docx
@@ -807,7 +807,7 @@
     <w:r>
       <w:tab/>
       <w:tab/>
-      <w:t>2026-09-23</w:t>
+      <w:t>2026-09-24</w:t>
       <w:br/>
       <w:br/>
     </w:r>

--- a/klagomål/A 25964-2026 FSC-klagomål.docx
+++ b/klagomål/A 25964-2026 FSC-klagomål.docx
@@ -807,7 +807,7 @@
     <w:r>
       <w:tab/>
       <w:tab/>
-      <w:t>2026-09-24</w:t>
+      <w:t>2026-09-25</w:t>
       <w:br/>
       <w:br/>
     </w:r>

--- a/klagomål/A 25964-2026 FSC-klagomål.docx
+++ b/klagomål/A 25964-2026 FSC-klagomål.docx
@@ -807,7 +807,7 @@
     <w:r>
       <w:tab/>
       <w:tab/>
-      <w:t>2026-09-25</w:t>
+      <w:t>2026-09-26</w:t>
       <w:br/>
       <w:br/>
     </w:r>

--- a/klagomål/A 25964-2026 FSC-klagomål.docx
+++ b/klagomål/A 25964-2026 FSC-klagomål.docx
@@ -807,7 +807,7 @@
     <w:r>
       <w:tab/>
       <w:tab/>
-      <w:t>2026-09-26</w:t>
+      <w:t>2026-09-27</w:t>
       <w:br/>
       <w:br/>
     </w:r>

--- a/klagomål/A 25964-2026 FSC-klagomål.docx
+++ b/klagomål/A 25964-2026 FSC-klagomål.docx
@@ -807,7 +807,7 @@
     <w:r>
       <w:tab/>
       <w:tab/>
-      <w:t>2026-09-27</w:t>
+      <w:t>2026-09-28</w:t>
       <w:br/>
       <w:br/>
     </w:r>

--- a/klagomål/A 25964-2026 FSC-klagomål.docx
+++ b/klagomål/A 25964-2026 FSC-klagomål.docx
@@ -807,7 +807,7 @@
     <w:r>
       <w:tab/>
       <w:tab/>
-      <w:t>2026-09-28</w:t>
+      <w:t>2026-09-29</w:t>
       <w:br/>
       <w:br/>
     </w:r>

--- a/klagomål/A 25964-2026 FSC-klagomål.docx
+++ b/klagomål/A 25964-2026 FSC-klagomål.docx
@@ -807,7 +807,7 @@
     <w:r>
       <w:tab/>
       <w:tab/>
-      <w:t>2026-09-29</w:t>
+      <w:t>2026-09-30</w:t>
       <w:br/>
       <w:br/>
     </w:r>

--- a/klagomål/A 25964-2026 FSC-klagomål.docx
+++ b/klagomål/A 25964-2026 FSC-klagomål.docx
@@ -807,7 +807,7 @@
     <w:r>
       <w:tab/>
       <w:tab/>
-      <w:t>2026-09-30</w:t>
+      <w:t>2026-10-01</w:t>
       <w:br/>
       <w:br/>
     </w:r>

--- a/klagomål/A 25964-2026 FSC-klagomål.docx
+++ b/klagomål/A 25964-2026 FSC-klagomål.docx
@@ -807,7 +807,7 @@
     <w:r>
       <w:tab/>
       <w:tab/>
-      <w:t>2026-10-01</w:t>
+      <w:t>2026-10-02</w:t>
       <w:br/>
       <w:br/>
     </w:r>

--- a/klagomål/A 25964-2026 FSC-klagomål.docx
+++ b/klagomål/A 25964-2026 FSC-klagomål.docx
@@ -807,7 +807,7 @@
     <w:r>
       <w:tab/>
       <w:tab/>
-      <w:t>2026-10-02</w:t>
+      <w:t>2026-10-03</w:t>
       <w:br/>
       <w:br/>
     </w:r>

--- a/klagomål/A 25964-2026 FSC-klagomål.docx
+++ b/klagomål/A 25964-2026 FSC-klagomål.docx
@@ -807,7 +807,7 @@
     <w:r>
       <w:tab/>
       <w:tab/>
-      <w:t>2026-10-03</w:t>
+      <w:t>2026-10-04</w:t>
       <w:br/>
       <w:br/>
     </w:r>

--- a/klagomål/A 25964-2026 FSC-klagomål.docx
+++ b/klagomål/A 25964-2026 FSC-klagomål.docx
@@ -807,7 +807,7 @@
     <w:r>
       <w:tab/>
       <w:tab/>
-      <w:t>2026-10-04</w:t>
+      <w:t>2026-10-05</w:t>
       <w:br/>
       <w:br/>
     </w:r>

--- a/klagomål/A 25964-2026 FSC-klagomål.docx
+++ b/klagomål/A 25964-2026 FSC-klagomål.docx
@@ -807,7 +807,7 @@
     <w:r>
       <w:tab/>
       <w:tab/>
-      <w:t>2026-10-05</w:t>
+      <w:t>2026-10-06</w:t>
       <w:br/>
       <w:br/>
     </w:r>

--- a/klagomål/A 25964-2026 FSC-klagomål.docx
+++ b/klagomål/A 25964-2026 FSC-klagomål.docx
@@ -807,7 +807,7 @@
     <w:r>
       <w:tab/>
       <w:tab/>
-      <w:t>2026-10-06</w:t>
+      <w:t>2026-10-07</w:t>
       <w:br/>
       <w:br/>
     </w:r>

--- a/klagomål/A 25964-2026 FSC-klagomål.docx
+++ b/klagomål/A 25964-2026 FSC-klagomål.docx
@@ -807,7 +807,7 @@
     <w:r>
       <w:tab/>
       <w:tab/>
-      <w:t>2026-10-07</w:t>
+      <w:t>2026-10-08</w:t>
       <w:br/>
       <w:br/>
     </w:r>

--- a/klagomål/A 25964-2026 FSC-klagomål.docx
+++ b/klagomål/A 25964-2026 FSC-klagomål.docx
@@ -807,7 +807,7 @@
     <w:r>
       <w:tab/>
       <w:tab/>
-      <w:t>2026-10-08</w:t>
+      <w:t>2026-10-09</w:t>
       <w:br/>
       <w:br/>
     </w:r>

--- a/klagomål/A 25964-2026 FSC-klagomål.docx
+++ b/klagomål/A 25964-2026 FSC-klagomål.docx
@@ -807,7 +807,7 @@
     <w:r>
       <w:tab/>
       <w:tab/>
-      <w:t>2026-10-09</w:t>
+      <w:t>2026-10-10</w:t>
       <w:br/>
       <w:br/>
     </w:r>

--- a/klagomål/A 25964-2026 FSC-klagomål.docx
+++ b/klagomål/A 25964-2026 FSC-klagomål.docx
@@ -807,7 +807,7 @@
     <w:r>
       <w:tab/>
       <w:tab/>
-      <w:t>2026-10-10</w:t>
+      <w:t>2026-10-11</w:t>
       <w:br/>
       <w:br/>
     </w:r>

--- a/klagomål/A 25964-2026 FSC-klagomål.docx
+++ b/klagomål/A 25964-2026 FSC-klagomål.docx
@@ -807,7 +807,7 @@
     <w:r>
       <w:tab/>
       <w:tab/>
-      <w:t>2026-10-11</w:t>
+      <w:t>2026-10-12</w:t>
       <w:br/>
       <w:br/>
     </w:r>

--- a/klagomål/A 25964-2026 FSC-klagomål.docx
+++ b/klagomål/A 25964-2026 FSC-klagomål.docx
@@ -807,7 +807,7 @@
     <w:r>
       <w:tab/>
       <w:tab/>
-      <w:t>2026-10-12</w:t>
+      <w:t>2026-10-13</w:t>
       <w:br/>
       <w:br/>
     </w:r>

--- a/klagomål/A 25964-2026 FSC-klagomål.docx
+++ b/klagomål/A 25964-2026 FSC-klagomål.docx
@@ -807,7 +807,7 @@
     <w:r>
       <w:tab/>
       <w:tab/>
-      <w:t>2026-10-13</w:t>
+      <w:t>2026-10-14</w:t>
       <w:br/>
       <w:br/>
     </w:r>

--- a/klagomål/A 25964-2026 FSC-klagomål.docx
+++ b/klagomål/A 25964-2026 FSC-klagomål.docx
@@ -807,7 +807,7 @@
     <w:r>
       <w:tab/>
       <w:tab/>
-      <w:t>2026-10-14</w:t>
+      <w:t>2026-10-15</w:t>
       <w:br/>
       <w:br/>
     </w:r>

--- a/klagomål/A 25964-2026 FSC-klagomål.docx
+++ b/klagomål/A 25964-2026 FSC-klagomål.docx
@@ -807,7 +807,7 @@
     <w:r>
       <w:tab/>
       <w:tab/>
-      <w:t>2026-10-15</w:t>
+      <w:t>2026-10-16</w:t>
       <w:br/>
       <w:br/>
     </w:r>

--- a/klagomål/A 25964-2026 FSC-klagomål.docx
+++ b/klagomål/A 25964-2026 FSC-klagomål.docx
@@ -807,7 +807,7 @@
     <w:r>
       <w:tab/>
       <w:tab/>
-      <w:t>2026-10-16</w:t>
+      <w:t>2026-10-17</w:t>
       <w:br/>
       <w:br/>
     </w:r>

--- a/klagomål/A 25964-2026 FSC-klagomål.docx
+++ b/klagomål/A 25964-2026 FSC-klagomål.docx
@@ -807,7 +807,7 @@
     <w:r>
       <w:tab/>
       <w:tab/>
-      <w:t>2026-10-17</w:t>
+      <w:t>2026-10-18</w:t>
       <w:br/>
       <w:br/>
     </w:r>

--- a/klagomål/A 25964-2026 FSC-klagomål.docx
+++ b/klagomål/A 25964-2026 FSC-klagomål.docx
@@ -807,7 +807,7 @@
     <w:r>
       <w:tab/>
       <w:tab/>
-      <w:t>2026-10-18</w:t>
+      <w:t>2026-10-19</w:t>
       <w:br/>
       <w:br/>
     </w:r>

--- a/klagomål/A 25964-2026 FSC-klagomål.docx
+++ b/klagomål/A 25964-2026 FSC-klagomål.docx
@@ -807,7 +807,7 @@
     <w:r>
       <w:tab/>
       <w:tab/>
-      <w:t>2026-10-19</w:t>
+      <w:t>2026-10-20</w:t>
       <w:br/>
       <w:br/>
     </w:r>

--- a/klagomål/A 25964-2026 FSC-klagomål.docx
+++ b/klagomål/A 25964-2026 FSC-klagomål.docx
@@ -807,7 +807,7 @@
     <w:r>
       <w:tab/>
       <w:tab/>
-      <w:t>2026-10-20</w:t>
+      <w:t>2026-10-21</w:t>
       <w:br/>
       <w:br/>
     </w:r>

--- a/klagomål/A 25964-2026 FSC-klagomål.docx
+++ b/klagomål/A 25964-2026 FSC-klagomål.docx
@@ -807,7 +807,7 @@
     <w:r>
       <w:tab/>
       <w:tab/>
-      <w:t>2026-10-21</w:t>
+      <w:t>2026-10-22</w:t>
       <w:br/>
       <w:br/>
     </w:r>

--- a/klagomål/A 25964-2026 FSC-klagomål.docx
+++ b/klagomål/A 25964-2026 FSC-klagomål.docx
@@ -807,7 +807,7 @@
     <w:r>
       <w:tab/>
       <w:tab/>
-      <w:t>2026-10-22</w:t>
+      <w:t>2026-10-23</w:t>
       <w:br/>
       <w:br/>
     </w:r>

--- a/klagomål/A 25964-2026 FSC-klagomål.docx
+++ b/klagomål/A 25964-2026 FSC-klagomål.docx
@@ -807,7 +807,7 @@
     <w:r>
       <w:tab/>
       <w:tab/>
-      <w:t>2026-10-23</w:t>
+      <w:t>2026-10-24</w:t>
       <w:br/>
       <w:br/>
     </w:r>

--- a/klagomål/A 25964-2026 FSC-klagomål.docx
+++ b/klagomål/A 25964-2026 FSC-klagomål.docx
@@ -807,7 +807,7 @@
     <w:r>
       <w:tab/>
       <w:tab/>
-      <w:t>2026-10-24</w:t>
+      <w:t>2026-10-25</w:t>
       <w:br/>
       <w:br/>
     </w:r>

--- a/klagomål/A 25964-2026 FSC-klagomål.docx
+++ b/klagomål/A 25964-2026 FSC-klagomål.docx
@@ -807,7 +807,7 @@
     <w:r>
       <w:tab/>
       <w:tab/>
-      <w:t>2026-10-25</w:t>
+      <w:t>2026-10-26</w:t>
       <w:br/>
       <w:br/>
     </w:r>

--- a/klagomål/A 25964-2026 FSC-klagomål.docx
+++ b/klagomål/A 25964-2026 FSC-klagomål.docx
@@ -807,7 +807,7 @@
     <w:r>
       <w:tab/>
       <w:tab/>
-      <w:t>2026-10-26</w:t>
+      <w:t>2026-10-27</w:t>
       <w:br/>
       <w:br/>
     </w:r>

--- a/klagomål/A 25964-2026 FSC-klagomål.docx
+++ b/klagomål/A 25964-2026 FSC-klagomål.docx
@@ -807,7 +807,7 @@
     <w:r>
       <w:tab/>
       <w:tab/>
-      <w:t>2026-10-27</w:t>
+      <w:t>2026-10-28</w:t>
       <w:br/>
       <w:br/>
     </w:r>

--- a/klagomål/A 25964-2026 FSC-klagomål.docx
+++ b/klagomål/A 25964-2026 FSC-klagomål.docx
@@ -807,7 +807,7 @@
     <w:r>
       <w:tab/>
       <w:tab/>
-      <w:t>2026-10-28</w:t>
+      <w:t>2026-10-29</w:t>
       <w:br/>
       <w:br/>
     </w:r>

--- a/klagomål/A 25964-2026 FSC-klagomål.docx
+++ b/klagomål/A 25964-2026 FSC-klagomål.docx
@@ -807,7 +807,7 @@
     <w:r>
       <w:tab/>
       <w:tab/>
-      <w:t>2026-10-29</w:t>
+      <w:t>2026-10-31</w:t>
       <w:br/>
       <w:br/>
     </w:r>
